--- a/doc_templates/preekbevestiging_template.docx
+++ b/doc_templates/preekbevestiging_template.docx
@@ -1,6 +1,6 @@
 
 <file path=word/document.xml><?xml version="1.0" encoding="utf-8"?>
-<w:document xmlns:wpc="http://schemas.microsoft.com/office/word/2010/wordprocessingCanvas" xmlns:cx="http://schemas.microsoft.com/office/drawing/2014/chartex" xmlns:cx1="http://schemas.microsoft.com/office/drawing/2015/9/8/chartex" xmlns:cx2="http://schemas.microsoft.com/office/drawing/2015/10/21/chartex" xmlns:cx3="http://schemas.microsoft.com/office/drawing/2016/5/9/chartex" xmlns:cx4="http://schemas.microsoft.com/office/drawing/2016/5/10/chartex" xmlns:cx5="http://schemas.microsoft.com/office/drawing/2016/5/11/chartex" xmlns:cx6="http://schemas.microsoft.com/office/drawing/2016/5/12/chartex" xmlns:cx7="http://schemas.microsoft.com/office/drawing/2016/5/13/chartex" xmlns:cx8="http://schemas.microsoft.com/office/drawing/2016/5/14/chartex" xmlns:mc="http://schemas.openxmlformats.org/markup-compatibility/2006" xmlns:aink="http://schemas.microsoft.com/office/drawing/2016/ink" xmlns:am3d="http://schemas.microsoft.com/office/drawing/2017/model3d" xmlns:o="urn:schemas-microsoft-com:office:office" xmlns:oel="http://schemas.microsoft.com/office/2019/extlst" xmlns:r="http://schemas.openxmlformats.org/officeDocument/2006/relationships" xmlns:m="http://schemas.openxmlformats.org/officeDocument/2006/math" xmlns:v="urn:schemas-microsoft-com:vml" xmlns:wp14="http://schemas.microsoft.com/office/word/2010/wordprocessingDrawing" xmlns:wp="http://schemas.openxmlformats.org/drawingml/2006/wordprocessingDrawing" xmlns:w10="urn:schemas-microsoft-com:office:word" xmlns:w="http://schemas.openxmlformats.org/wordprocessingml/2006/main" xmlns:w14="http://schemas.microsoft.com/office/word/2010/wordml" xmlns:w15="http://schemas.microsoft.com/office/word/2012/wordml" xmlns:w16cex="http://schemas.microsoft.com/office/word/2018/wordml/cex" xmlns:w16cid="http://schemas.microsoft.com/office/word/2016/wordml/cid" xmlns:w16="http://schemas.microsoft.com/office/word/2018/wordml" xmlns:w16du="http://schemas.microsoft.com/office/word/2023/wordml/word16du" xmlns:w16sdtdh="http://schemas.microsoft.com/office/word/2020/wordml/sdtdatahash" xmlns:w16sdtfl="http://schemas.microsoft.com/office/word/2024/wordml/sdtformatlock" xmlns:w16se="http://schemas.microsoft.com/office/word/2015/wordml/symex" xmlns:wpg="http://schemas.microsoft.com/office/word/2010/wordprocessingGroup" xmlns:wpi="http://schemas.microsoft.com/office/word/2010/wordprocessingInk" xmlns:wne="http://schemas.microsoft.com/office/word/2006/wordml" xmlns:wps="http://schemas.microsoft.com/office/word/2010/wordprocessingShape" mc:Ignorable="w14 w15 w16se w16cid w16 w16cex w16sdtdh w16sdtfl w16du wp14">
+<w:document xmlns:wpc="http://schemas.microsoft.com/office/word/2010/wordprocessingCanvas" xmlns:cx="http://schemas.microsoft.com/office/drawing/2014/chartex" xmlns:cx1="http://schemas.microsoft.com/office/drawing/2015/9/8/chartex" xmlns:cx2="http://schemas.microsoft.com/office/drawing/2015/10/21/chartex" xmlns:cx3="http://schemas.microsoft.com/office/drawing/2016/5/9/chartex" xmlns:cx4="http://schemas.microsoft.com/office/drawing/2016/5/10/chartex" xmlns:cx5="http://schemas.microsoft.com/office/drawing/2016/5/11/chartex" xmlns:cx6="http://schemas.microsoft.com/office/drawing/2016/5/12/chartex" xmlns:cx7="http://schemas.microsoft.com/office/drawing/2016/5/13/chartex" xmlns:cx8="http://schemas.microsoft.com/office/drawing/2016/5/14/chartex" xmlns:mc="http://schemas.openxmlformats.org/markup-compatibility/2006" xmlns:m="http://schemas.openxmlformats.org/officeDocument/2006/math" xmlns:aink="http://schemas.microsoft.com/office/drawing/2016/ink" xmlns:am3d="http://schemas.microsoft.com/office/drawing/2017/model3d" xmlns:oel="http://schemas.microsoft.com/office/2019/extlst" xmlns:r="http://schemas.openxmlformats.org/officeDocument/2006/relationships" xmlns:wp14="http://schemas.microsoft.com/office/word/2010/wordprocessingDrawing" xmlns:wp="http://schemas.openxmlformats.org/drawingml/2006/wordprocessingDrawing" xmlns:wpg="http://schemas.microsoft.com/office/word/2010/wordprocessingGroup" xmlns:wpi="http://schemas.microsoft.com/office/word/2010/wordprocessingInk" xmlns:wps="http://schemas.microsoft.com/office/word/2010/wordprocessingShape" xmlns:o="urn:schemas-microsoft-com:office:office" xmlns:v="urn:schemas-microsoft-com:vml" xmlns:w10="urn:schemas-microsoft-com:office:word" xmlns:w="http://schemas.openxmlformats.org/wordprocessingml/2006/main" xmlns:w14="http://schemas.microsoft.com/office/word/2010/wordml" xmlns:w15="http://schemas.microsoft.com/office/word/2012/wordml" xmlns:w16cex="http://schemas.microsoft.com/office/word/2018/wordml/cex" xmlns:w16cid="http://schemas.microsoft.com/office/word/2016/wordml/cid" xmlns:w16="http://schemas.microsoft.com/office/word/2018/wordml" xmlns:w16sdtdh="http://schemas.microsoft.com/office/word/2020/wordml/sdtdatahash" xmlns:w16sdtfl="http://schemas.microsoft.com/office/word/2024/wordml/sdtformatlock" xmlns:w16se="http://schemas.microsoft.com/office/word/2015/wordml/symex" xmlns:w16du="http://schemas.microsoft.com/office/word/2023/wordml/word16du" xmlns:wne="http://schemas.microsoft.com/office/word/2006/wordml" mc:Ignorable="w14 w15 w16se w16cid w16 w16cex w16sdtdh w16sdtfl w16du wp14">
   <w:body>
     <w:p>
       <w:pPr>
@@ -117,85 +117,55 @@
           <w:rFonts w:ascii="Arial" w:hAnsi="Arial" w:cs="Arial"/>
         </w:rPr>
         <w:t xml:space="preserve">Aan: </w:t>
+      </w:r>
+      <w:r>
+        <w:rPr>
+          <w:rFonts w:ascii="Arial" w:hAnsi="Arial" w:cs="Arial"/>
+        </w:rPr>
         <w:tab/>
+      </w:r>
+      <w:r>
+        <w:rPr>
+          <w:rFonts w:ascii="Arial" w:hAnsi="Arial" w:cs="Arial"/>
+        </w:rPr>
         <w:tab/>
+      </w:r>
+      <w:r>
+        <w:rPr>
+          <w:rFonts w:ascii="Arial" w:hAnsi="Arial" w:cs="Arial"/>
+        </w:rPr>
         <w:tab/>
+      </w:r>
+      <w:r>
+        <w:rPr>
+          <w:rFonts w:ascii="Arial" w:hAnsi="Arial" w:cs="Arial"/>
+        </w:rPr>
         <w:tab/>
+      </w:r>
+      <w:r>
+        <w:rPr>
+          <w:rFonts w:ascii="Arial" w:hAnsi="Arial" w:cs="Arial"/>
+        </w:rPr>
         <w:tab/>
+      </w:r>
+      <w:r>
+        <w:rPr>
+          <w:rFonts w:ascii="Arial" w:hAnsi="Arial" w:cs="Arial"/>
+        </w:rPr>
         <w:tab/>
+      </w:r>
+      <w:r>
+        <w:rPr>
+          <w:rFonts w:ascii="Arial" w:hAnsi="Arial" w:cs="Arial"/>
+        </w:rPr>
         <w:tab/>
+      </w:r>
+      <w:r>
+        <w:rPr>
+          <w:rFonts w:ascii="Arial" w:hAnsi="Arial" w:cs="Arial"/>
+        </w:rPr>
         <w:tab/>
         <w:t>Amstelveen, 9 mei 2026</w:t>
-      </w:r>
-      <w:r>
-        <w:rPr>
-          <w:rFonts w:ascii="Arial" w:hAnsi="Arial" w:cs="Arial"/>
-        </w:rPr>
-      </w:r>
-      <w:r>
-        <w:rPr>
-          <w:rFonts w:ascii="Arial" w:hAnsi="Arial" w:cs="Arial"/>
-        </w:rPr>
-      </w:r>
-      <w:r>
-        <w:rPr>
-          <w:rFonts w:ascii="Arial" w:hAnsi="Arial" w:cs="Arial"/>
-        </w:rPr>
-      </w:r>
-      <w:r>
-        <w:rPr>
-          <w:rFonts w:ascii="Arial" w:hAnsi="Arial" w:cs="Arial"/>
-        </w:rPr>
-      </w:r>
-      <w:r>
-        <w:rPr>
-          <w:rFonts w:ascii="Arial" w:hAnsi="Arial" w:cs="Arial"/>
-        </w:rPr>
-      </w:r>
-      <w:r>
-        <w:rPr>
-          <w:rFonts w:ascii="Arial" w:hAnsi="Arial" w:cs="Arial"/>
-        </w:rPr>
-      </w:r>
-      <w:r>
-        <w:rPr>
-          <w:rFonts w:ascii="Arial" w:hAnsi="Arial" w:cs="Arial"/>
-        </w:rPr>
-      </w:r>
-      <w:r>
-        <w:rPr>
-          <w:rFonts w:ascii="Arial" w:hAnsi="Arial" w:cs="Arial"/>
-        </w:rPr>
-      </w:r>
-      <w:r>
-        <w:rPr>
-          <w:rFonts w:ascii="Arial" w:hAnsi="Arial" w:cs="Arial"/>
-        </w:rPr>
-      </w:r>
-      <w:r>
-        <w:rPr>
-          <w:rFonts w:ascii="Arial" w:hAnsi="Arial" w:cs="Arial"/>
-        </w:rPr>
-      </w:r>
-      <w:r>
-        <w:rPr>
-          <w:rFonts w:ascii="Arial" w:hAnsi="Arial" w:cs="Arial"/>
-        </w:rPr>
-      </w:r>
-      <w:r>
-        <w:rPr>
-          <w:rFonts w:ascii="Arial" w:hAnsi="Arial" w:cs="Arial"/>
-        </w:rPr>
-      </w:r>
-      <w:r>
-        <w:rPr>
-          <w:rFonts w:ascii="Arial" w:hAnsi="Arial" w:cs="Arial"/>
-        </w:rPr>
-      </w:r>
-      <w:r>
-        <w:rPr>
-          <w:rFonts w:ascii="Arial" w:hAnsi="Arial" w:cs="Arial"/>
-        </w:rPr>
       </w:r>
     </w:p>
     <w:p>
@@ -284,16 +254,6 @@
         </w:rPr>
         <w:t>Geachte ds. Jonge,</w:t>
       </w:r>
-      <w:r>
-        <w:rPr>
-          <w:rFonts w:ascii="Arial" w:hAnsi="Arial" w:cs="Arial"/>
-        </w:rPr>
-      </w:r>
-      <w:r>
-        <w:rPr>
-          <w:rFonts w:ascii="Arial" w:hAnsi="Arial" w:cs="Arial"/>
-        </w:rPr>
-      </w:r>
     </w:p>
     <w:p>
       <w:pPr>
@@ -362,249 +322,6 @@
         </w:rPr>
         <w:t xml:space="preserve">Zondag 10 mei 2026 om 10:30 uur in het GKIN Kerkgebouw, Bouwerij 52, 1185 XX Amstelveen. </w:t>
       </w:r>
-      <w:r>
-        <w:rPr>
-          <w:rFonts w:ascii="Arial" w:hAnsi="Arial" w:cs="Arial"/>
-          <w:b/>
-          <w:sz w:val="20"/>
-          <w:szCs w:val="16"/>
-          <w:lang w:val="nl-NL"/>
-        </w:rPr>
-      </w:r>
-      <w:r>
-        <w:rPr>
-          <w:rFonts w:ascii="Arial" w:hAnsi="Arial" w:cs="Arial"/>
-          <w:b/>
-          <w:sz w:val="20"/>
-          <w:szCs w:val="16"/>
-          <w:lang w:val="nl-NL"/>
-        </w:rPr>
-      </w:r>
-      <w:r>
-        <w:rPr>
-          <w:rFonts w:ascii="Arial" w:hAnsi="Arial" w:cs="Arial"/>
-          <w:b/>
-          <w:sz w:val="20"/>
-          <w:szCs w:val="16"/>
-          <w:lang w:val="nl-NL"/>
-        </w:rPr>
-      </w:r>
-      <w:r>
-        <w:rPr>
-          <w:rFonts w:ascii="Arial" w:hAnsi="Arial" w:cs="Arial"/>
-          <w:b/>
-          <w:sz w:val="20"/>
-          <w:szCs w:val="16"/>
-          <w:lang w:val="nl-NL"/>
-        </w:rPr>
-      </w:r>
-      <w:r>
-        <w:rPr>
-          <w:rFonts w:ascii="Arial" w:hAnsi="Arial" w:cs="Arial"/>
-          <w:b/>
-          <w:sz w:val="20"/>
-          <w:szCs w:val="16"/>
-          <w:lang w:val="nl-NL"/>
-        </w:rPr>
-      </w:r>
-      <w:r>
-        <w:rPr>
-          <w:rFonts w:ascii="Arial" w:hAnsi="Arial" w:cs="Arial"/>
-          <w:b/>
-          <w:bCs/>
-          <w:sz w:val="20"/>
-          <w:szCs w:val="16"/>
-          <w:lang w:val="nl-NL"/>
-        </w:rPr>
-      </w:r>
-      <w:r>
-        <w:rPr>
-          <w:rFonts w:ascii="Arial" w:hAnsi="Arial" w:cs="Arial"/>
-          <w:sz w:val="20"/>
-          <w:szCs w:val="16"/>
-          <w:u w:val="single"/>
-          <w:lang w:val="nl-NL"/>
-        </w:rPr>
-      </w:r>
-      <w:r>
-        <w:rPr>
-          <w:rFonts w:ascii="Arial" w:hAnsi="Arial" w:cs="Arial"/>
-          <w:b/>
-          <w:sz w:val="20"/>
-          <w:szCs w:val="16"/>
-          <w:u w:val="single"/>
-          <w:lang w:val="nl-NL"/>
-        </w:rPr>
-      </w:r>
-      <w:r>
-        <w:rPr>
-          <w:rFonts w:ascii="Arial" w:hAnsi="Arial" w:cs="Arial"/>
-          <w:b/>
-          <w:sz w:val="20"/>
-          <w:szCs w:val="16"/>
-          <w:u w:val="single"/>
-          <w:lang w:val="nl-NL"/>
-        </w:rPr>
-      </w:r>
-      <w:r>
-        <w:rPr>
-          <w:rFonts w:ascii="Arial" w:hAnsi="Arial" w:cs="Arial"/>
-          <w:b/>
-          <w:sz w:val="20"/>
-          <w:szCs w:val="16"/>
-          <w:u w:val="single"/>
-          <w:lang w:val="nl-NL"/>
-        </w:rPr>
-      </w:r>
-      <w:r>
-        <w:rPr>
-          <w:rFonts w:ascii="Arial" w:hAnsi="Arial" w:cs="Arial"/>
-          <w:b/>
-          <w:sz w:val="20"/>
-          <w:szCs w:val="16"/>
-          <w:u w:val="single"/>
-          <w:lang w:val="nl-NL"/>
-        </w:rPr>
-      </w:r>
-      <w:r>
-        <w:rPr>
-          <w:rFonts w:ascii="Arial" w:hAnsi="Arial" w:cs="Arial"/>
-          <w:b/>
-          <w:sz w:val="20"/>
-          <w:szCs w:val="16"/>
-          <w:u w:val="single"/>
-          <w:lang w:val="nl-NL"/>
-        </w:rPr>
-      </w:r>
-      <w:r>
-        <w:rPr>
-          <w:rFonts w:ascii="Arial" w:hAnsi="Arial" w:cs="Arial"/>
-          <w:b/>
-          <w:sz w:val="20"/>
-          <w:szCs w:val="16"/>
-          <w:u w:val="single"/>
-          <w:lang w:val="nl-NL"/>
-        </w:rPr>
-      </w:r>
-      <w:r>
-        <w:rPr>
-          <w:rFonts w:ascii="Arial" w:hAnsi="Arial" w:cs="Arial"/>
-          <w:b/>
-          <w:sz w:val="20"/>
-          <w:szCs w:val="16"/>
-          <w:u w:val="single"/>
-          <w:lang w:val="nl-NL"/>
-        </w:rPr>
-      </w:r>
-      <w:r>
-        <w:rPr>
-          <w:rFonts w:ascii="Arial" w:hAnsi="Arial" w:cs="Arial"/>
-          <w:sz w:val="20"/>
-          <w:szCs w:val="16"/>
-          <w:lang w:val="nl-NL"/>
-        </w:rPr>
-      </w:r>
-      <w:r>
-        <w:rPr>
-          <w:rFonts w:ascii="Arial" w:hAnsi="Arial" w:cs="Arial"/>
-          <w:sz w:val="20"/>
-          <w:szCs w:val="16"/>
-          <w:lang w:val="nl-NL"/>
-        </w:rPr>
-      </w:r>
-      <w:r>
-        <w:rPr>
-          <w:rFonts w:ascii="Arial" w:hAnsi="Arial" w:cs="Arial"/>
-          <w:sz w:val="20"/>
-          <w:szCs w:val="16"/>
-          <w:lang w:val="nl-NL"/>
-        </w:rPr>
-      </w:r>
-      <w:r>
-        <w:rPr>
-          <w:rFonts w:ascii="Arial" w:hAnsi="Arial" w:cs="Arial"/>
-          <w:b/>
-          <w:i/>
-          <w:sz w:val="20"/>
-          <w:szCs w:val="16"/>
-          <w:u w:val="single"/>
-          <w:lang w:val="nl-NL"/>
-        </w:rPr>
-      </w:r>
-      <w:r>
-        <w:rPr>
-          <w:rFonts w:ascii="Arial" w:hAnsi="Arial" w:cs="Arial"/>
-          <w:b/>
-          <w:i/>
-          <w:sz w:val="20"/>
-          <w:szCs w:val="16"/>
-          <w:u w:val="single"/>
-          <w:lang w:val="nl-NL"/>
-        </w:rPr>
-      </w:r>
-      <w:r>
-        <w:rPr>
-          <w:rFonts w:ascii="Arial" w:hAnsi="Arial" w:cs="Arial"/>
-          <w:b/>
-          <w:i/>
-          <w:sz w:val="20"/>
-          <w:szCs w:val="16"/>
-          <w:u w:val="single"/>
-          <w:lang w:val="nl-NL"/>
-        </w:rPr>
-      </w:r>
-      <w:r>
-        <w:rPr>
-          <w:rFonts w:ascii="Arial" w:hAnsi="Arial" w:cs="Arial"/>
-          <w:b/>
-          <w:i/>
-          <w:sz w:val="20"/>
-          <w:szCs w:val="16"/>
-          <w:u w:val="single"/>
-          <w:lang w:val="nl-NL"/>
-        </w:rPr>
-      </w:r>
-      <w:r>
-        <w:rPr>
-          <w:rFonts w:ascii="Arial" w:hAnsi="Arial" w:cs="Arial"/>
-          <w:b/>
-          <w:i/>
-          <w:sz w:val="20"/>
-          <w:szCs w:val="16"/>
-          <w:u w:val="single"/>
-          <w:lang w:val="nl-NL"/>
-        </w:rPr>
-      </w:r>
-      <w:r>
-        <w:rPr>
-          <w:rFonts w:ascii="Arial" w:hAnsi="Arial" w:cs="Arial"/>
-          <w:b/>
-          <w:i/>
-          <w:sz w:val="20"/>
-          <w:szCs w:val="16"/>
-          <w:u w:val="single"/>
-          <w:lang w:val="nl-NL"/>
-        </w:rPr>
-      </w:r>
-      <w:r>
-        <w:rPr>
-          <w:rFonts w:ascii="Arial" w:hAnsi="Arial" w:cs="Arial"/>
-          <w:b/>
-          <w:i/>
-          <w:sz w:val="20"/>
-          <w:szCs w:val="16"/>
-          <w:u w:val="single"/>
-          <w:lang w:val="nl-NL"/>
-        </w:rPr>
-      </w:r>
-      <w:r>
-        <w:rPr>
-          <w:rFonts w:ascii="Arial" w:hAnsi="Arial" w:cs="Arial"/>
-          <w:sz w:val="16"/>
-          <w:szCs w:val="16"/>
-          <w:lang w:val="nl-NL"/>
-        </w:rPr>
-      </w:r>
     </w:p>
     <w:p>
       <w:pPr>
@@ -631,128 +348,25 @@
           <w:sz w:val="20"/>
           <w:lang w:val="nl-NL"/>
         </w:rPr>
-        <w:t>Wij verzoeken u vriendelijk om uiterlijk dinsdag 5 mei 2026 het invulformulier ingevuld terug te sturen met een reply all.</w:t>
-      </w:r>
+        <w:t xml:space="preserve">Wij verzoeken u vriendelijk om uiterlijk dinsdag 5 mei 2026 het invulformulier ingevuld terug te sturen met een reply </w:t>
+      </w:r>
+      <w:proofErr w:type="spellStart"/>
       <w:r>
         <w:rPr>
           <w:rFonts w:ascii="Arial" w:hAnsi="Arial" w:cs="Arial"/>
           <w:sz w:val="20"/>
           <w:lang w:val="nl-NL"/>
         </w:rPr>
-      </w:r>
+        <w:t>all</w:t>
+      </w:r>
+      <w:proofErr w:type="spellEnd"/>
       <w:r>
         <w:rPr>
           <w:rFonts w:ascii="Arial" w:hAnsi="Arial" w:cs="Arial"/>
           <w:sz w:val="20"/>
           <w:lang w:val="nl-NL"/>
         </w:rPr>
-      </w:r>
-      <w:r>
-        <w:rPr>
-          <w:rFonts w:ascii="Arial" w:hAnsi="Arial" w:cs="Arial"/>
-          <w:sz w:val="20"/>
-          <w:lang w:val="nl-NL"/>
-        </w:rPr>
-      </w:r>
-      <w:r>
-        <w:rPr>
-          <w:rFonts w:ascii="Arial" w:hAnsi="Arial" w:cs="Arial"/>
-          <w:sz w:val="20"/>
-          <w:lang w:val="nl-NL"/>
-        </w:rPr>
-      </w:r>
-      <w:r>
-        <w:rPr>
-          <w:rFonts w:ascii="Arial" w:hAnsi="Arial" w:cs="Arial"/>
-          <w:sz w:val="20"/>
-          <w:lang w:val="nl-NL"/>
-        </w:rPr>
-      </w:r>
-      <w:r>
-        <w:rPr>
-          <w:rFonts w:ascii="Arial" w:hAnsi="Arial" w:cs="Arial"/>
-          <w:sz w:val="20"/>
-          <w:lang w:val="nl-NL"/>
-        </w:rPr>
-      </w:r>
-      <w:r>
-        <w:rPr>
-          <w:rFonts w:ascii="Arial" w:hAnsi="Arial" w:cs="Arial"/>
-          <w:sz w:val="20"/>
-          <w:lang w:val="nl-NL"/>
-        </w:rPr>
-      </w:r>
-      <w:r>
-        <w:rPr>
-          <w:rFonts w:ascii="Arial" w:hAnsi="Arial" w:cs="Arial"/>
-          <w:sz w:val="20"/>
-          <w:lang w:val="nl-NL"/>
-        </w:rPr>
-      </w:r>
-      <w:r>
-        <w:rPr>
-          <w:rFonts w:ascii="Arial" w:hAnsi="Arial" w:cs="Arial"/>
-          <w:sz w:val="20"/>
-          <w:lang w:val="nl-NL"/>
-        </w:rPr>
-      </w:r>
-      <w:r>
-        <w:rPr>
-          <w:rFonts w:ascii="Arial" w:hAnsi="Arial" w:cs="Arial"/>
-          <w:sz w:val="20"/>
-          <w:lang w:val="nl-NL"/>
-        </w:rPr>
-      </w:r>
-      <w:r>
-        <w:rPr>
-          <w:rFonts w:ascii="Arial" w:hAnsi="Arial" w:cs="Arial"/>
-          <w:sz w:val="20"/>
-          <w:lang w:val="nl-NL"/>
-        </w:rPr>
-      </w:r>
-      <w:r>
-        <w:rPr>
-          <w:rFonts w:ascii="Arial" w:hAnsi="Arial" w:cs="Arial"/>
-          <w:sz w:val="20"/>
-          <w:lang w:val="nl-NL"/>
-        </w:rPr>
-      </w:r>
-      <w:r>
-        <w:rPr>
-          <w:rFonts w:ascii="Arial" w:hAnsi="Arial" w:cs="Arial"/>
-          <w:sz w:val="20"/>
-          <w:lang w:val="nl-NL"/>
-        </w:rPr>
-      </w:r>
-      <w:r>
-        <w:rPr>
-          <w:rFonts w:ascii="Arial" w:hAnsi="Arial" w:cs="Arial"/>
-          <w:sz w:val="20"/>
-          <w:lang w:val="nl-NL"/>
-        </w:rPr>
-      </w:r>
-      <w:r>
-        <w:rPr>
-          <w:rFonts w:ascii="Arial" w:hAnsi="Arial" w:cs="Arial"/>
-          <w:sz w:val="20"/>
-          <w:lang w:val="nl-NL"/>
-        </w:rPr>
-      </w:r>
-      <w:proofErr w:type="spellStart"/>
-      <w:r>
-        <w:rPr>
-          <w:rFonts w:ascii="Arial" w:hAnsi="Arial" w:cs="Arial"/>
-          <w:sz w:val="20"/>
-          <w:lang w:val="nl-NL"/>
-        </w:rPr>
-      </w:r>
-      <w:proofErr w:type="spellEnd"/>
-      <w:r>
-        <w:rPr>
-          <w:rFonts w:ascii="Arial" w:hAnsi="Arial" w:cs="Arial"/>
-          <w:sz w:val="20"/>
-          <w:lang w:val="nl-NL"/>
-        </w:rPr>
+        <w:t>.</w:t>
       </w:r>
     </w:p>
     <w:p>
@@ -2209,7 +1823,25 @@
                 <w:szCs w:val="18"/>
                 <w:lang w:val="nl-NL"/>
               </w:rPr>
-              <w:t>18.</w:t>
+              <w:t>1</w:t>
+            </w:r>
+            <w:r>
+              <w:rPr>
+                <w:rFonts w:ascii="Arial" w:hAnsi="Arial" w:cs="Arial"/>
+                <w:sz w:val="18"/>
+                <w:szCs w:val="18"/>
+                <w:lang w:val="nl-NL"/>
+              </w:rPr>
+              <w:t>8</w:t>
+            </w:r>
+            <w:r>
+              <w:rPr>
+                <w:rFonts w:ascii="Arial" w:hAnsi="Arial" w:cs="Arial"/>
+                <w:sz w:val="18"/>
+                <w:szCs w:val="18"/>
+                <w:lang w:val="nl-NL"/>
+              </w:rPr>
+              <w:t>.</w:t>
             </w:r>
           </w:p>
         </w:tc>
@@ -2234,7 +1866,7 @@
                 <w:szCs w:val="18"/>
                 <w:lang w:val="nl-NL"/>
               </w:rPr>
-              <w:t>Formulier ter voorbereiding Heilig Avondmaal door ouderling van dienst</w:t>
+              <w:t>Voorbede (eindigend met het Onze Vader)</w:t>
             </w:r>
           </w:p>
         </w:tc>
@@ -2277,7 +1909,16 @@
                 <w:szCs w:val="18"/>
                 <w:lang w:val="nl-NL"/>
               </w:rPr>
-              <w:t>19.</w:t>
+              <w:t>19</w:t>
+            </w:r>
+            <w:r>
+              <w:rPr>
+                <w:rFonts w:ascii="Arial" w:hAnsi="Arial" w:cs="Arial"/>
+                <w:sz w:val="18"/>
+                <w:szCs w:val="18"/>
+                <w:lang w:val="nl-NL"/>
+              </w:rPr>
+              <w:t>.</w:t>
             </w:r>
           </w:p>
         </w:tc>
@@ -2302,7 +1943,27 @@
                 <w:szCs w:val="18"/>
                 <w:lang w:val="nl-NL"/>
               </w:rPr>
-              <w:t>Voorbede (eindigend met het Onze Vader)</w:t>
+              <w:t>Dankofferande onder samenzang. (Kinderen komen terug uit de KND)</w:t>
+            </w:r>
+          </w:p>
+          <w:p>
+            <w:pPr>
+              <w:pStyle w:val="BodyText2"/>
+              <w:rPr>
+                <w:rFonts w:ascii="Arial" w:hAnsi="Arial" w:cs="Arial"/>
+                <w:sz w:val="18"/>
+                <w:szCs w:val="18"/>
+                <w:lang w:val="nl-NL"/>
+              </w:rPr>
+            </w:pPr>
+            <w:r>
+              <w:rPr>
+                <w:rFonts w:ascii="Arial" w:hAnsi="Arial" w:cs="Arial"/>
+                <w:sz w:val="18"/>
+                <w:szCs w:val="18"/>
+                <w:lang w:val="nl-NL"/>
+              </w:rPr>
+              <w:t>Daarna een dankgebed door ouderling van dienst</w:t>
             </w:r>
           </w:p>
         </w:tc>
@@ -2345,7 +2006,16 @@
                 <w:szCs w:val="18"/>
                 <w:lang w:val="nl-NL"/>
               </w:rPr>
-              <w:t>20.</w:t>
+              <w:t>20</w:t>
+            </w:r>
+            <w:r>
+              <w:rPr>
+                <w:rFonts w:ascii="Arial" w:hAnsi="Arial" w:cs="Arial"/>
+                <w:sz w:val="18"/>
+                <w:szCs w:val="18"/>
+                <w:lang w:val="nl-NL"/>
+              </w:rPr>
+              <w:t>.</w:t>
             </w:r>
           </w:p>
         </w:tc>
@@ -2370,27 +2040,7 @@
                 <w:szCs w:val="18"/>
                 <w:lang w:val="nl-NL"/>
               </w:rPr>
-              <w:t>Dankofferande onder samenzang. (Kinderen komen terug uit de KND)</w:t>
-            </w:r>
-          </w:p>
-          <w:p>
-            <w:pPr>
-              <w:pStyle w:val="BodyText2"/>
-              <w:rPr>
-                <w:rFonts w:ascii="Arial" w:hAnsi="Arial" w:cs="Arial"/>
-                <w:sz w:val="18"/>
-                <w:szCs w:val="18"/>
-                <w:lang w:val="nl-NL"/>
-              </w:rPr>
-            </w:pPr>
-            <w:r>
-              <w:rPr>
-                <w:rFonts w:ascii="Arial" w:hAnsi="Arial" w:cs="Arial"/>
-                <w:sz w:val="18"/>
-                <w:szCs w:val="18"/>
-                <w:lang w:val="nl-NL"/>
-              </w:rPr>
-              <w:t>Daarna een dankgebed door ouderling van dienst</w:t>
+              <w:t>Zingen (1-3 verzen)</w:t>
             </w:r>
           </w:p>
         </w:tc>
@@ -2408,6 +2058,35 @@
                 <w:lang w:val="nl-NL"/>
               </w:rPr>
             </w:pPr>
+            <w:r>
+              <w:rPr>
+                <w:rFonts w:ascii="Arial" w:hAnsi="Arial" w:cs="Arial"/>
+                <w:sz w:val="18"/>
+                <w:szCs w:val="18"/>
+                <w:lang w:val="nl-NL"/>
+              </w:rPr>
+              <w:t>(</w:t>
+            </w:r>
+            <w:proofErr w:type="gramStart"/>
+            <w:r>
+              <w:rPr>
+                <w:rFonts w:ascii="Arial" w:hAnsi="Arial" w:cs="Arial"/>
+                <w:sz w:val="18"/>
+                <w:szCs w:val="18"/>
+                <w:lang w:val="nl-NL"/>
+              </w:rPr>
+              <w:t>staande</w:t>
+            </w:r>
+            <w:proofErr w:type="gramEnd"/>
+            <w:r>
+              <w:rPr>
+                <w:rFonts w:ascii="Arial" w:hAnsi="Arial" w:cs="Arial"/>
+                <w:sz w:val="18"/>
+                <w:szCs w:val="18"/>
+                <w:lang w:val="nl-NL"/>
+              </w:rPr>
+              <w:t>)</w:t>
+            </w:r>
           </w:p>
         </w:tc>
       </w:tr>
@@ -2433,7 +2112,25 @@
                 <w:szCs w:val="18"/>
                 <w:lang w:val="nl-NL"/>
               </w:rPr>
-              <w:t>21.</w:t>
+              <w:t>2</w:t>
+            </w:r>
+            <w:r>
+              <w:rPr>
+                <w:rFonts w:ascii="Arial" w:hAnsi="Arial" w:cs="Arial"/>
+                <w:sz w:val="18"/>
+                <w:szCs w:val="18"/>
+                <w:lang w:val="nl-NL"/>
+              </w:rPr>
+              <w:t>1</w:t>
+            </w:r>
+            <w:r>
+              <w:rPr>
+                <w:rFonts w:ascii="Arial" w:hAnsi="Arial" w:cs="Arial"/>
+                <w:sz w:val="18"/>
+                <w:szCs w:val="18"/>
+                <w:lang w:val="nl-NL"/>
+              </w:rPr>
+              <w:t>.</w:t>
             </w:r>
           </w:p>
         </w:tc>
@@ -2458,7 +2155,27 @@
                 <w:szCs w:val="18"/>
                 <w:lang w:val="nl-NL"/>
               </w:rPr>
-              <w:t>Zingen (1-3 verzen)</w:t>
+              <w:t>Zending en Zegen</w:t>
+            </w:r>
+          </w:p>
+          <w:p>
+            <w:pPr>
+              <w:pStyle w:val="BodyText2"/>
+              <w:rPr>
+                <w:rFonts w:ascii="Arial" w:hAnsi="Arial" w:cs="Arial"/>
+                <w:sz w:val="18"/>
+                <w:szCs w:val="18"/>
+                <w:lang w:val="nl-NL"/>
+              </w:rPr>
+            </w:pPr>
+            <w:r>
+              <w:rPr>
+                <w:rFonts w:ascii="Arial" w:hAnsi="Arial" w:cs="Arial"/>
+                <w:sz w:val="18"/>
+                <w:szCs w:val="18"/>
+                <w:lang w:val="nl-NL"/>
+              </w:rPr>
+              <w:t>Tekst door voorganger, reactie gemeente (zie toelichting nieuwe liturgie)</w:t>
             </w:r>
           </w:p>
         </w:tc>
@@ -2476,35 +2193,6 @@
                 <w:lang w:val="nl-NL"/>
               </w:rPr>
             </w:pPr>
-            <w:r>
-              <w:rPr>
-                <w:rFonts w:ascii="Arial" w:hAnsi="Arial" w:cs="Arial"/>
-                <w:sz w:val="18"/>
-                <w:szCs w:val="18"/>
-                <w:lang w:val="nl-NL"/>
-              </w:rPr>
-              <w:t>(</w:t>
-            </w:r>
-            <w:proofErr w:type="gramStart"/>
-            <w:r>
-              <w:rPr>
-                <w:rFonts w:ascii="Arial" w:hAnsi="Arial" w:cs="Arial"/>
-                <w:sz w:val="18"/>
-                <w:szCs w:val="18"/>
-                <w:lang w:val="nl-NL"/>
-              </w:rPr>
-              <w:t>staande</w:t>
-            </w:r>
-            <w:proofErr w:type="gramEnd"/>
-            <w:r>
-              <w:rPr>
-                <w:rFonts w:ascii="Arial" w:hAnsi="Arial" w:cs="Arial"/>
-                <w:sz w:val="18"/>
-                <w:szCs w:val="18"/>
-                <w:lang w:val="nl-NL"/>
-              </w:rPr>
-              <w:t>)</w:t>
-            </w:r>
           </w:p>
         </w:tc>
       </w:tr>
@@ -2530,7 +2218,25 @@
                 <w:szCs w:val="18"/>
                 <w:lang w:val="nl-NL"/>
               </w:rPr>
-              <w:t>22.</w:t>
+              <w:t>2</w:t>
+            </w:r>
+            <w:r>
+              <w:rPr>
+                <w:rFonts w:ascii="Arial" w:hAnsi="Arial" w:cs="Arial"/>
+                <w:sz w:val="18"/>
+                <w:szCs w:val="18"/>
+                <w:lang w:val="nl-NL"/>
+              </w:rPr>
+              <w:t>2</w:t>
+            </w:r>
+            <w:r>
+              <w:rPr>
+                <w:rFonts w:ascii="Arial" w:hAnsi="Arial" w:cs="Arial"/>
+                <w:sz w:val="18"/>
+                <w:szCs w:val="18"/>
+                <w:lang w:val="nl-NL"/>
+              </w:rPr>
+              <w:t>.</w:t>
             </w:r>
           </w:p>
         </w:tc>
@@ -2555,27 +2261,7 @@
                 <w:szCs w:val="18"/>
                 <w:lang w:val="nl-NL"/>
               </w:rPr>
-              <w:t>Zending en Zegen</w:t>
-            </w:r>
-          </w:p>
-          <w:p>
-            <w:pPr>
-              <w:pStyle w:val="BodyText2"/>
-              <w:rPr>
-                <w:rFonts w:ascii="Arial" w:hAnsi="Arial" w:cs="Arial"/>
-                <w:sz w:val="18"/>
-                <w:szCs w:val="18"/>
-                <w:lang w:val="nl-NL"/>
-              </w:rPr>
-            </w:pPr>
-            <w:r>
-              <w:rPr>
-                <w:rFonts w:ascii="Arial" w:hAnsi="Arial" w:cs="Arial"/>
-                <w:sz w:val="18"/>
-                <w:szCs w:val="18"/>
-                <w:lang w:val="nl-NL"/>
-              </w:rPr>
-              <w:t>Tekst door voorganger, reactie gemeente (zie toelichting nieuwe liturgie)</w:t>
+              <w:t>Zingen “Amen, amen, amen”</w:t>
             </w:r>
           </w:p>
         </w:tc>
@@ -2618,75 +2304,25 @@
                 <w:szCs w:val="18"/>
                 <w:lang w:val="nl-NL"/>
               </w:rPr>
-              <w:t>23.</w:t>
-            </w:r>
-          </w:p>
-        </w:tc>
-        <w:tc>
-          <w:tcPr>
-            <w:tcW w:w="7585" w:type="dxa"/>
-          </w:tcPr>
-          <w:p>
-            <w:pPr>
-              <w:pStyle w:val="BodyText2"/>
-              <w:rPr>
-                <w:rFonts w:ascii="Arial" w:hAnsi="Arial" w:cs="Arial"/>
-                <w:sz w:val="18"/>
-                <w:szCs w:val="18"/>
-                <w:lang w:val="nl-NL"/>
-              </w:rPr>
-            </w:pPr>
-            <w:r>
-              <w:rPr>
-                <w:rFonts w:ascii="Arial" w:hAnsi="Arial" w:cs="Arial"/>
-                <w:sz w:val="18"/>
-                <w:szCs w:val="18"/>
-                <w:lang w:val="nl-NL"/>
-              </w:rPr>
-              <w:t>Zingen “Amen, amen, amen”</w:t>
-            </w:r>
-          </w:p>
-        </w:tc>
-        <w:tc>
-          <w:tcPr>
-            <w:tcW w:w="1356" w:type="dxa"/>
-          </w:tcPr>
-          <w:p>
-            <w:pPr>
-              <w:pStyle w:val="BodyText2"/>
-              <w:rPr>
-                <w:rFonts w:ascii="Arial" w:hAnsi="Arial" w:cs="Arial"/>
-                <w:sz w:val="18"/>
-                <w:szCs w:val="18"/>
-                <w:lang w:val="nl-NL"/>
-              </w:rPr>
-            </w:pPr>
-          </w:p>
-        </w:tc>
-      </w:tr>
-      <w:tr>
-        <w:tc>
-          <w:tcPr>
-            <w:tcW w:w="495" w:type="dxa"/>
-          </w:tcPr>
-          <w:p>
-            <w:pPr>
-              <w:pStyle w:val="BodyText2"/>
-              <w:rPr>
-                <w:rFonts w:ascii="Arial" w:hAnsi="Arial" w:cs="Arial"/>
-                <w:sz w:val="18"/>
-                <w:szCs w:val="18"/>
-                <w:lang w:val="nl-NL"/>
-              </w:rPr>
-            </w:pPr>
-            <w:r>
-              <w:rPr>
-                <w:rFonts w:ascii="Arial" w:hAnsi="Arial" w:cs="Arial"/>
-                <w:sz w:val="18"/>
-                <w:szCs w:val="18"/>
-                <w:lang w:val="nl-NL"/>
-              </w:rPr>
-              <w:t>24.</w:t>
+              <w:t>2</w:t>
+            </w:r>
+            <w:r>
+              <w:rPr>
+                <w:rFonts w:ascii="Arial" w:hAnsi="Arial" w:cs="Arial"/>
+                <w:sz w:val="18"/>
+                <w:szCs w:val="18"/>
+                <w:lang w:val="nl-NL"/>
+              </w:rPr>
+              <w:t>3</w:t>
+            </w:r>
+            <w:r>
+              <w:rPr>
+                <w:rFonts w:ascii="Arial" w:hAnsi="Arial" w:cs="Arial"/>
+                <w:sz w:val="18"/>
+                <w:szCs w:val="18"/>
+                <w:lang w:val="nl-NL"/>
+              </w:rPr>
+              <w:t>.</w:t>
             </w:r>
           </w:p>
         </w:tc>
@@ -3386,25 +3022,14 @@
               <w:rPr>
                 <w:rFonts w:ascii="Arial" w:hAnsi="Arial" w:cs="Arial"/>
               </w:rPr>
-              <w:t>zr. Joyce Tearalangi</w:t>
+              <w:t xml:space="preserve">zr. Joyce </w:t>
             </w:r>
             <w:proofErr w:type="spellStart"/>
             <w:r>
               <w:rPr>
                 <w:rFonts w:ascii="Arial" w:hAnsi="Arial" w:cs="Arial"/>
               </w:rPr>
-            </w:r>
-            <w:proofErr w:type="spellEnd"/>
-            <w:r>
-              <w:rPr>
-                <w:rFonts w:ascii="Arial" w:hAnsi="Arial" w:cs="Arial"/>
-              </w:rPr>
-            </w:r>
-            <w:proofErr w:type="spellStart"/>
-            <w:r>
-              <w:rPr>
-                <w:rFonts w:ascii="Arial" w:hAnsi="Arial" w:cs="Arial"/>
-              </w:rPr>
+              <w:t>Tearalangi</w:t>
             </w:r>
             <w:proofErr w:type="spellEnd"/>
           </w:p>
@@ -3473,13 +3098,28 @@
               <w:rPr>
                 <w:rFonts w:ascii="Arial" w:hAnsi="Arial" w:cs="Arial"/>
               </w:rPr>
-              <w:t>br. Hamra Simatupang</w:t>
+              <w:t xml:space="preserve">br. </w:t>
             </w:r>
             <w:proofErr w:type="spellStart"/>
             <w:r>
               <w:rPr>
                 <w:rFonts w:ascii="Arial" w:hAnsi="Arial" w:cs="Arial"/>
               </w:rPr>
+              <w:t>Hamra</w:t>
+            </w:r>
+            <w:proofErr w:type="spellEnd"/>
+            <w:r>
+              <w:rPr>
+                <w:rFonts w:ascii="Arial" w:hAnsi="Arial" w:cs="Arial"/>
+              </w:rPr>
+              <w:t xml:space="preserve"> </w:t>
+            </w:r>
+            <w:proofErr w:type="spellStart"/>
+            <w:r>
+              <w:rPr>
+                <w:rFonts w:ascii="Arial" w:hAnsi="Arial" w:cs="Arial"/>
+              </w:rPr>
+              <w:t>Simatupang</w:t>
             </w:r>
             <w:proofErr w:type="spellEnd"/>
           </w:p>
@@ -3690,7 +3330,7 @@
               <w:rPr>
                 <w:rFonts w:ascii="Arial" w:hAnsi="Arial" w:cs="Arial"/>
               </w:rPr>
-              <w:t>ads</w:t>
+              <w:t>……………………………</w:t>
             </w:r>
           </w:p>
         </w:tc>
@@ -3834,7 +3474,7 @@
               <w:rPr>
                 <w:rFonts w:ascii="Arial" w:hAnsi="Arial" w:cs="Arial"/>
               </w:rPr>
-              <w:t>asdasd</w:t>
+              <w:t>……………………………</w:t>
             </w:r>
           </w:p>
         </w:tc>
@@ -3978,7 +3618,7 @@
               <w:rPr>
                 <w:rFonts w:ascii="Arial" w:hAnsi="Arial" w:cs="Arial"/>
               </w:rPr>
-              <w:t>Adidas</w:t>
+              <w:t>……………………………</w:t>
             </w:r>
           </w:p>
         </w:tc>
@@ -4572,61 +4212,6 @@
         </w:rPr>
         <w:t>Gaarne dit formulier na invulling z.s.m. te verzenden (uiterlijk dinsdag 5 mei 2026)</w:t>
       </w:r>
-      <w:r>
-        <w:rPr>
-          <w:rFonts w:ascii="Arial" w:hAnsi="Arial" w:cs="Arial"/>
-        </w:rPr>
-      </w:r>
-      <w:r>
-        <w:rPr>
-          <w:rFonts w:ascii="Arial" w:hAnsi="Arial" w:cs="Arial"/>
-        </w:rPr>
-      </w:r>
-      <w:r>
-        <w:rPr>
-          <w:rFonts w:ascii="Arial" w:hAnsi="Arial" w:cs="Arial"/>
-        </w:rPr>
-      </w:r>
-      <w:r>
-        <w:rPr>
-          <w:rFonts w:ascii="Arial" w:hAnsi="Arial" w:cs="Arial"/>
-        </w:rPr>
-      </w:r>
-      <w:r>
-        <w:rPr>
-          <w:rFonts w:ascii="Arial" w:hAnsi="Arial" w:cs="Arial"/>
-        </w:rPr>
-      </w:r>
-      <w:r>
-        <w:rPr>
-          <w:rFonts w:ascii="Arial" w:hAnsi="Arial" w:cs="Arial"/>
-        </w:rPr>
-      </w:r>
-      <w:r>
-        <w:rPr>
-          <w:rFonts w:ascii="Arial" w:hAnsi="Arial" w:cs="Arial"/>
-        </w:rPr>
-      </w:r>
-      <w:r>
-        <w:rPr>
-          <w:rFonts w:ascii="Arial" w:hAnsi="Arial" w:cs="Arial"/>
-        </w:rPr>
-      </w:r>
-      <w:r>
-        <w:rPr>
-          <w:rFonts w:ascii="Arial" w:hAnsi="Arial" w:cs="Arial"/>
-        </w:rPr>
-      </w:r>
-      <w:r>
-        <w:rPr>
-          <w:rFonts w:ascii="Arial" w:hAnsi="Arial" w:cs="Arial"/>
-        </w:rPr>
-      </w:r>
-      <w:r>
-        <w:rPr>
-          <w:rFonts w:ascii="Arial" w:hAnsi="Arial" w:cs="Arial"/>
-        </w:rPr>
-      </w:r>
     </w:p>
     <w:p>
       <w:pPr>
@@ -4694,7 +4279,7 @@
 </file>
 
 <file path=word/endnotes.xml><?xml version="1.0" encoding="utf-8"?>
-<w:endnotes xmlns:wpc="http://schemas.microsoft.com/office/word/2010/wordprocessingCanvas" xmlns:cx="http://schemas.microsoft.com/office/drawing/2014/chartex" xmlns:cx1="http://schemas.microsoft.com/office/drawing/2015/9/8/chartex" xmlns:cx2="http://schemas.microsoft.com/office/drawing/2015/10/21/chartex" xmlns:cx3="http://schemas.microsoft.com/office/drawing/2016/5/9/chartex" xmlns:cx4="http://schemas.microsoft.com/office/drawing/2016/5/10/chartex" xmlns:cx5="http://schemas.microsoft.com/office/drawing/2016/5/11/chartex" xmlns:cx6="http://schemas.microsoft.com/office/drawing/2016/5/12/chartex" xmlns:cx7="http://schemas.microsoft.com/office/drawing/2016/5/13/chartex" xmlns:cx8="http://schemas.microsoft.com/office/drawing/2016/5/14/chartex" xmlns:mc="http://schemas.openxmlformats.org/markup-compatibility/2006" xmlns:aink="http://schemas.microsoft.com/office/drawing/2016/ink" xmlns:am3d="http://schemas.microsoft.com/office/drawing/2017/model3d" xmlns:o="urn:schemas-microsoft-com:office:office" xmlns:oel="http://schemas.microsoft.com/office/2019/extlst" xmlns:r="http://schemas.openxmlformats.org/officeDocument/2006/relationships" xmlns:m="http://schemas.openxmlformats.org/officeDocument/2006/math" xmlns:v="urn:schemas-microsoft-com:vml" xmlns:wp14="http://schemas.microsoft.com/office/word/2010/wordprocessingDrawing" xmlns:wp="http://schemas.openxmlformats.org/drawingml/2006/wordprocessingDrawing" xmlns:w10="urn:schemas-microsoft-com:office:word" xmlns:w="http://schemas.openxmlformats.org/wordprocessingml/2006/main" xmlns:w14="http://schemas.microsoft.com/office/word/2010/wordml" xmlns:w15="http://schemas.microsoft.com/office/word/2012/wordml" xmlns:w16cex="http://schemas.microsoft.com/office/word/2018/wordml/cex" xmlns:w16cid="http://schemas.microsoft.com/office/word/2016/wordml/cid" xmlns:w16="http://schemas.microsoft.com/office/word/2018/wordml" xmlns:w16du="http://schemas.microsoft.com/office/word/2023/wordml/word16du" xmlns:w16sdtdh="http://schemas.microsoft.com/office/word/2020/wordml/sdtdatahash" xmlns:w16sdtfl="http://schemas.microsoft.com/office/word/2024/wordml/sdtformatlock" xmlns:w16se="http://schemas.microsoft.com/office/word/2015/wordml/symex" xmlns:wpg="http://schemas.microsoft.com/office/word/2010/wordprocessingGroup" xmlns:wpi="http://schemas.microsoft.com/office/word/2010/wordprocessingInk" xmlns:wne="http://schemas.microsoft.com/office/word/2006/wordml" xmlns:wps="http://schemas.microsoft.com/office/word/2010/wordprocessingShape" mc:Ignorable="w14 w15 w16se w16cid w16 w16cex w16sdtdh w16sdtfl w16du wp14">
+<w:endnotes xmlns:wpc="http://schemas.microsoft.com/office/word/2010/wordprocessingCanvas" xmlns:cx="http://schemas.microsoft.com/office/drawing/2014/chartex" xmlns:cx1="http://schemas.microsoft.com/office/drawing/2015/9/8/chartex" xmlns:cx2="http://schemas.microsoft.com/office/drawing/2015/10/21/chartex" xmlns:cx3="http://schemas.microsoft.com/office/drawing/2016/5/9/chartex" xmlns:cx4="http://schemas.microsoft.com/office/drawing/2016/5/10/chartex" xmlns:cx5="http://schemas.microsoft.com/office/drawing/2016/5/11/chartex" xmlns:cx6="http://schemas.microsoft.com/office/drawing/2016/5/12/chartex" xmlns:cx7="http://schemas.microsoft.com/office/drawing/2016/5/13/chartex" xmlns:cx8="http://schemas.microsoft.com/office/drawing/2016/5/14/chartex" xmlns:mc="http://schemas.openxmlformats.org/markup-compatibility/2006" xmlns:m="http://schemas.openxmlformats.org/officeDocument/2006/math" xmlns:aink="http://schemas.microsoft.com/office/drawing/2016/ink" xmlns:am3d="http://schemas.microsoft.com/office/drawing/2017/model3d" xmlns:oel="http://schemas.microsoft.com/office/2019/extlst" xmlns:r="http://schemas.openxmlformats.org/officeDocument/2006/relationships" xmlns:wp14="http://schemas.microsoft.com/office/word/2010/wordprocessingDrawing" xmlns:wp="http://schemas.openxmlformats.org/drawingml/2006/wordprocessingDrawing" xmlns:wpg="http://schemas.microsoft.com/office/word/2010/wordprocessingGroup" xmlns:wpi="http://schemas.microsoft.com/office/word/2010/wordprocessingInk" xmlns:wps="http://schemas.microsoft.com/office/word/2010/wordprocessingShape" xmlns:o="urn:schemas-microsoft-com:office:office" xmlns:v="urn:schemas-microsoft-com:vml" xmlns:w10="urn:schemas-microsoft-com:office:word" xmlns:w="http://schemas.openxmlformats.org/wordprocessingml/2006/main" xmlns:w14="http://schemas.microsoft.com/office/word/2010/wordml" xmlns:w15="http://schemas.microsoft.com/office/word/2012/wordml" xmlns:w16cex="http://schemas.microsoft.com/office/word/2018/wordml/cex" xmlns:w16cid="http://schemas.microsoft.com/office/word/2016/wordml/cid" xmlns:w16="http://schemas.microsoft.com/office/word/2018/wordml" xmlns:w16sdtdh="http://schemas.microsoft.com/office/word/2020/wordml/sdtdatahash" xmlns:w16sdtfl="http://schemas.microsoft.com/office/word/2024/wordml/sdtformatlock" xmlns:w16se="http://schemas.microsoft.com/office/word/2015/wordml/symex" xmlns:w16du="http://schemas.microsoft.com/office/word/2023/wordml/word16du" xmlns:wne="http://schemas.microsoft.com/office/word/2006/wordml" mc:Ignorable="w14 w15 w16se w16cid w16 w16cex w16sdtdh w16sdtfl w16du wp14">
   <w:endnote w:type="separator" w:id="-1">
     <w:p>
       <w:r>
@@ -4713,7 +4298,7 @@
 </file>
 
 <file path=word/footnotes.xml><?xml version="1.0" encoding="utf-8"?>
-<w:footnotes xmlns:wpc="http://schemas.microsoft.com/office/word/2010/wordprocessingCanvas" xmlns:cx="http://schemas.microsoft.com/office/drawing/2014/chartex" xmlns:cx1="http://schemas.microsoft.com/office/drawing/2015/9/8/chartex" xmlns:cx2="http://schemas.microsoft.com/office/drawing/2015/10/21/chartex" xmlns:cx3="http://schemas.microsoft.com/office/drawing/2016/5/9/chartex" xmlns:cx4="http://schemas.microsoft.com/office/drawing/2016/5/10/chartex" xmlns:cx5="http://schemas.microsoft.com/office/drawing/2016/5/11/chartex" xmlns:cx6="http://schemas.microsoft.com/office/drawing/2016/5/12/chartex" xmlns:cx7="http://schemas.microsoft.com/office/drawing/2016/5/13/chartex" xmlns:cx8="http://schemas.microsoft.com/office/drawing/2016/5/14/chartex" xmlns:mc="http://schemas.openxmlformats.org/markup-compatibility/2006" xmlns:aink="http://schemas.microsoft.com/office/drawing/2016/ink" xmlns:am3d="http://schemas.microsoft.com/office/drawing/2017/model3d" xmlns:o="urn:schemas-microsoft-com:office:office" xmlns:oel="http://schemas.microsoft.com/office/2019/extlst" xmlns:r="http://schemas.openxmlformats.org/officeDocument/2006/relationships" xmlns:m="http://schemas.openxmlformats.org/officeDocument/2006/math" xmlns:v="urn:schemas-microsoft-com:vml" xmlns:wp14="http://schemas.microsoft.com/office/word/2010/wordprocessingDrawing" xmlns:wp="http://schemas.openxmlformats.org/drawingml/2006/wordprocessingDrawing" xmlns:w10="urn:schemas-microsoft-com:office:word" xmlns:w="http://schemas.openxmlformats.org/wordprocessingml/2006/main" xmlns:w14="http://schemas.microsoft.com/office/word/2010/wordml" xmlns:w15="http://schemas.microsoft.com/office/word/2012/wordml" xmlns:w16cex="http://schemas.microsoft.com/office/word/2018/wordml/cex" xmlns:w16cid="http://schemas.microsoft.com/office/word/2016/wordml/cid" xmlns:w16="http://schemas.microsoft.com/office/word/2018/wordml" xmlns:w16du="http://schemas.microsoft.com/office/word/2023/wordml/word16du" xmlns:w16sdtdh="http://schemas.microsoft.com/office/word/2020/wordml/sdtdatahash" xmlns:w16sdtfl="http://schemas.microsoft.com/office/word/2024/wordml/sdtformatlock" xmlns:w16se="http://schemas.microsoft.com/office/word/2015/wordml/symex" xmlns:wpg="http://schemas.microsoft.com/office/word/2010/wordprocessingGroup" xmlns:wpi="http://schemas.microsoft.com/office/word/2010/wordprocessingInk" xmlns:wne="http://schemas.microsoft.com/office/word/2006/wordml" xmlns:wps="http://schemas.microsoft.com/office/word/2010/wordprocessingShape" mc:Ignorable="w14 w15 w16se w16cid w16 w16cex w16sdtdh w16sdtfl w16du wp14">
+<w:footnotes xmlns:wpc="http://schemas.microsoft.com/office/word/2010/wordprocessingCanvas" xmlns:cx="http://schemas.microsoft.com/office/drawing/2014/chartex" xmlns:cx1="http://schemas.microsoft.com/office/drawing/2015/9/8/chartex" xmlns:cx2="http://schemas.microsoft.com/office/drawing/2015/10/21/chartex" xmlns:cx3="http://schemas.microsoft.com/office/drawing/2016/5/9/chartex" xmlns:cx4="http://schemas.microsoft.com/office/drawing/2016/5/10/chartex" xmlns:cx5="http://schemas.microsoft.com/office/drawing/2016/5/11/chartex" xmlns:cx6="http://schemas.microsoft.com/office/drawing/2016/5/12/chartex" xmlns:cx7="http://schemas.microsoft.com/office/drawing/2016/5/13/chartex" xmlns:cx8="http://schemas.microsoft.com/office/drawing/2016/5/14/chartex" xmlns:mc="http://schemas.openxmlformats.org/markup-compatibility/2006" xmlns:m="http://schemas.openxmlformats.org/officeDocument/2006/math" xmlns:aink="http://schemas.microsoft.com/office/drawing/2016/ink" xmlns:am3d="http://schemas.microsoft.com/office/drawing/2017/model3d" xmlns:oel="http://schemas.microsoft.com/office/2019/extlst" xmlns:r="http://schemas.openxmlformats.org/officeDocument/2006/relationships" xmlns:wp14="http://schemas.microsoft.com/office/word/2010/wordprocessingDrawing" xmlns:wp="http://schemas.openxmlformats.org/drawingml/2006/wordprocessingDrawing" xmlns:wpg="http://schemas.microsoft.com/office/word/2010/wordprocessingGroup" xmlns:wpi="http://schemas.microsoft.com/office/word/2010/wordprocessingInk" xmlns:wps="http://schemas.microsoft.com/office/word/2010/wordprocessingShape" xmlns:o="urn:schemas-microsoft-com:office:office" xmlns:v="urn:schemas-microsoft-com:vml" xmlns:w10="urn:schemas-microsoft-com:office:word" xmlns:w="http://schemas.openxmlformats.org/wordprocessingml/2006/main" xmlns:w14="http://schemas.microsoft.com/office/word/2010/wordml" xmlns:w15="http://schemas.microsoft.com/office/word/2012/wordml" xmlns:w16cex="http://schemas.microsoft.com/office/word/2018/wordml/cex" xmlns:w16cid="http://schemas.microsoft.com/office/word/2016/wordml/cid" xmlns:w16="http://schemas.microsoft.com/office/word/2018/wordml" xmlns:w16sdtdh="http://schemas.microsoft.com/office/word/2020/wordml/sdtdatahash" xmlns:w16sdtfl="http://schemas.microsoft.com/office/word/2024/wordml/sdtformatlock" xmlns:w16se="http://schemas.microsoft.com/office/word/2015/wordml/symex" xmlns:w16du="http://schemas.microsoft.com/office/word/2023/wordml/word16du" xmlns:wne="http://schemas.microsoft.com/office/word/2006/wordml" mc:Ignorable="w14 w15 w16se w16cid w16 w16cex w16sdtdh w16sdtfl w16du wp14">
   <w:footnote w:type="separator" w:id="-1">
     <w:p>
       <w:r>
@@ -4732,7 +4317,7 @@
 </file>
 
 <file path=word/header1.xml><?xml version="1.0" encoding="utf-8"?>
-<w:hdr xmlns:wpc="http://schemas.microsoft.com/office/word/2010/wordprocessingCanvas" xmlns:cx="http://schemas.microsoft.com/office/drawing/2014/chartex" xmlns:cx1="http://schemas.microsoft.com/office/drawing/2015/9/8/chartex" xmlns:cx2="http://schemas.microsoft.com/office/drawing/2015/10/21/chartex" xmlns:cx3="http://schemas.microsoft.com/office/drawing/2016/5/9/chartex" xmlns:cx4="http://schemas.microsoft.com/office/drawing/2016/5/10/chartex" xmlns:cx5="http://schemas.microsoft.com/office/drawing/2016/5/11/chartex" xmlns:cx6="http://schemas.microsoft.com/office/drawing/2016/5/12/chartex" xmlns:cx7="http://schemas.microsoft.com/office/drawing/2016/5/13/chartex" xmlns:cx8="http://schemas.microsoft.com/office/drawing/2016/5/14/chartex" xmlns:mc="http://schemas.openxmlformats.org/markup-compatibility/2006" xmlns:aink="http://schemas.microsoft.com/office/drawing/2016/ink" xmlns:am3d="http://schemas.microsoft.com/office/drawing/2017/model3d" xmlns:o="urn:schemas-microsoft-com:office:office" xmlns:oel="http://schemas.microsoft.com/office/2019/extlst" xmlns:r="http://schemas.openxmlformats.org/officeDocument/2006/relationships" xmlns:m="http://schemas.openxmlformats.org/officeDocument/2006/math" xmlns:v="urn:schemas-microsoft-com:vml" xmlns:wp14="http://schemas.microsoft.com/office/word/2010/wordprocessingDrawing" xmlns:wp="http://schemas.openxmlformats.org/drawingml/2006/wordprocessingDrawing" xmlns:w10="urn:schemas-microsoft-com:office:word" xmlns:w="http://schemas.openxmlformats.org/wordprocessingml/2006/main" xmlns:w14="http://schemas.microsoft.com/office/word/2010/wordml" xmlns:w15="http://schemas.microsoft.com/office/word/2012/wordml" xmlns:w16cex="http://schemas.microsoft.com/office/word/2018/wordml/cex" xmlns:w16cid="http://schemas.microsoft.com/office/word/2016/wordml/cid" xmlns:w16="http://schemas.microsoft.com/office/word/2018/wordml" xmlns:w16du="http://schemas.microsoft.com/office/word/2023/wordml/word16du" xmlns:w16sdtdh="http://schemas.microsoft.com/office/word/2020/wordml/sdtdatahash" xmlns:w16sdtfl="http://schemas.microsoft.com/office/word/2024/wordml/sdtformatlock" xmlns:w16se="http://schemas.microsoft.com/office/word/2015/wordml/symex" xmlns:wpg="http://schemas.microsoft.com/office/word/2010/wordprocessingGroup" xmlns:wpi="http://schemas.microsoft.com/office/word/2010/wordprocessingInk" xmlns:wne="http://schemas.microsoft.com/office/word/2006/wordml" xmlns:wps="http://schemas.microsoft.com/office/word/2010/wordprocessingShape" mc:Ignorable="w14 w15 w16se w16cid w16 w16cex w16sdtdh w16sdtfl w16du wp14">
+<w:hdr xmlns:wpc="http://schemas.microsoft.com/office/word/2010/wordprocessingCanvas" xmlns:cx="http://schemas.microsoft.com/office/drawing/2014/chartex" xmlns:cx1="http://schemas.microsoft.com/office/drawing/2015/9/8/chartex" xmlns:cx2="http://schemas.microsoft.com/office/drawing/2015/10/21/chartex" xmlns:cx3="http://schemas.microsoft.com/office/drawing/2016/5/9/chartex" xmlns:cx4="http://schemas.microsoft.com/office/drawing/2016/5/10/chartex" xmlns:cx5="http://schemas.microsoft.com/office/drawing/2016/5/11/chartex" xmlns:cx6="http://schemas.microsoft.com/office/drawing/2016/5/12/chartex" xmlns:cx7="http://schemas.microsoft.com/office/drawing/2016/5/13/chartex" xmlns:cx8="http://schemas.microsoft.com/office/drawing/2016/5/14/chartex" xmlns:mc="http://schemas.openxmlformats.org/markup-compatibility/2006" xmlns:m="http://schemas.openxmlformats.org/officeDocument/2006/math" xmlns:aink="http://schemas.microsoft.com/office/drawing/2016/ink" xmlns:am3d="http://schemas.microsoft.com/office/drawing/2017/model3d" xmlns:oel="http://schemas.microsoft.com/office/2019/extlst" xmlns:r="http://schemas.openxmlformats.org/officeDocument/2006/relationships" xmlns:wp14="http://schemas.microsoft.com/office/word/2010/wordprocessingDrawing" xmlns:wp="http://schemas.openxmlformats.org/drawingml/2006/wordprocessingDrawing" xmlns:wpg="http://schemas.microsoft.com/office/word/2010/wordprocessingGroup" xmlns:wpi="http://schemas.microsoft.com/office/word/2010/wordprocessingInk" xmlns:wps="http://schemas.microsoft.com/office/word/2010/wordprocessingShape" xmlns:o="urn:schemas-microsoft-com:office:office" xmlns:v="urn:schemas-microsoft-com:vml" xmlns:w10="urn:schemas-microsoft-com:office:word" xmlns:w="http://schemas.openxmlformats.org/wordprocessingml/2006/main" xmlns:w14="http://schemas.microsoft.com/office/word/2010/wordml" xmlns:w15="http://schemas.microsoft.com/office/word/2012/wordml" xmlns:w16cex="http://schemas.microsoft.com/office/word/2018/wordml/cex" xmlns:w16cid="http://schemas.microsoft.com/office/word/2016/wordml/cid" xmlns:w16="http://schemas.microsoft.com/office/word/2018/wordml" xmlns:w16sdtdh="http://schemas.microsoft.com/office/word/2020/wordml/sdtdatahash" xmlns:w16sdtfl="http://schemas.microsoft.com/office/word/2024/wordml/sdtformatlock" xmlns:w16se="http://schemas.microsoft.com/office/word/2015/wordml/symex" xmlns:w16du="http://schemas.microsoft.com/office/word/2023/wordml/word16du" xmlns:wne="http://schemas.microsoft.com/office/word/2006/wordml" mc:Ignorable="w14 w15 w16se w16cid w16 w16cex w16sdtdh w16sdtfl w16du wp14">
   <w:tbl>
     <w:tblPr>
       <w:tblW w:w="0" w:type="auto"/>
@@ -5077,7 +4662,7 @@
 </file>
 
 <file path=word/styles.xml><?xml version="1.0" encoding="utf-8"?>
-<w:styles xmlns:mc="http://schemas.openxmlformats.org/markup-compatibility/2006" xmlns:r="http://schemas.openxmlformats.org/officeDocument/2006/relationships" xmlns:w="http://schemas.openxmlformats.org/wordprocessingml/2006/main" xmlns:w14="http://schemas.microsoft.com/office/word/2010/wordml" xmlns:w15="http://schemas.microsoft.com/office/word/2012/wordml" xmlns:w16cex="http://schemas.microsoft.com/office/word/2018/wordml/cex" xmlns:w16cid="http://schemas.microsoft.com/office/word/2016/wordml/cid" xmlns:w16="http://schemas.microsoft.com/office/word/2018/wordml" xmlns:w16du="http://schemas.microsoft.com/office/word/2023/wordml/word16du" xmlns:w16sdtdh="http://schemas.microsoft.com/office/word/2020/wordml/sdtdatahash" xmlns:w16sdtfl="http://schemas.microsoft.com/office/word/2024/wordml/sdtformatlock" xmlns:w16se="http://schemas.microsoft.com/office/word/2015/wordml/symex" mc:Ignorable="w14 w15 w16se w16cid w16 w16cex w16sdtdh w16sdtfl w16du">
+<w:styles xmlns:mc="http://schemas.openxmlformats.org/markup-compatibility/2006" xmlns:r="http://schemas.openxmlformats.org/officeDocument/2006/relationships" xmlns:w="http://schemas.openxmlformats.org/wordprocessingml/2006/main" xmlns:w14="http://schemas.microsoft.com/office/word/2010/wordml" xmlns:w15="http://schemas.microsoft.com/office/word/2012/wordml" xmlns:w16cex="http://schemas.microsoft.com/office/word/2018/wordml/cex" xmlns:w16cid="http://schemas.microsoft.com/office/word/2016/wordml/cid" xmlns:w16="http://schemas.microsoft.com/office/word/2018/wordml" xmlns:w16sdtdh="http://schemas.microsoft.com/office/word/2020/wordml/sdtdatahash" xmlns:w16sdtfl="http://schemas.microsoft.com/office/word/2024/wordml/sdtformatlock" xmlns:w16se="http://schemas.microsoft.com/office/word/2015/wordml/symex" xmlns:w16du="http://schemas.microsoft.com/office/word/2023/wordml/word16du" mc:Ignorable="w14 w15 w16se w16cid w16 w16cex w16sdtdh w16sdtfl w16du">
   <w:docDefaults>
     <w:rPrDefault>
       <w:rPr>

--- a/doc_templates/preekbevestiging_template.docx
+++ b/doc_templates/preekbevestiging_template.docx
@@ -1421,17 +1421,15 @@
               </w:rPr>
               <w:t>Tekst door voorganger, reactie gemeente (“</w:t>
             </w:r>
-            <w:proofErr w:type="spellStart"/>
-            <w:r>
-              <w:rPr>
-                <w:rFonts w:ascii="Arial" w:hAnsi="Arial" w:cs="Arial"/>
-                <w:sz w:val="18"/>
-                <w:szCs w:val="18"/>
-                <w:lang w:val="nl-NL"/>
-              </w:rPr>
-              <w:t>Hosiana</w:t>
-            </w:r>
-            <w:proofErr w:type="spellEnd"/>
+            <w:r>
+              <w:rPr>
+                <w:rFonts w:ascii="Arial" w:hAnsi="Arial" w:cs="Arial"/>
+                <w:sz w:val="18"/>
+                <w:szCs w:val="18"/>
+                <w:lang w:val="nl-NL"/>
+              </w:rPr>
+              <w:t>Halleluja</w:t>
+            </w:r>
             <w:r>
               <w:rPr>
                 <w:rFonts w:ascii="Arial" w:hAnsi="Arial" w:cs="Arial"/>
@@ -3112,16 +3110,8 @@
               <w:rPr>
                 <w:rFonts w:ascii="Arial" w:hAnsi="Arial" w:cs="Arial"/>
               </w:rPr>
-              <w:t xml:space="preserve"> </w:t>
-            </w:r>
-            <w:proofErr w:type="spellStart"/>
-            <w:r>
-              <w:rPr>
-                <w:rFonts w:ascii="Arial" w:hAnsi="Arial" w:cs="Arial"/>
-              </w:rPr>
-              <w:t>Simatupang</w:t>
-            </w:r>
-            <w:proofErr w:type="spellEnd"/>
+              <w:t xml:space="preserve"> Simatupang</w:t>
+            </w:r>
           </w:p>
         </w:tc>
       </w:tr>
